--- a/frontend/public/ทต.8.docx
+++ b/frontend/public/ทต.8.docx
@@ -1,6 +1,6 @@
 
 <file path=word/document.xml><?xml version="1.0" encoding="utf-8"?>
-<w:document xmlns:wpc="http://schemas.microsoft.com/office/word/2010/wordprocessingCanvas" xmlns:cx="http://schemas.microsoft.com/office/drawing/2014/chartex" xmlns:cx1="http://schemas.microsoft.com/office/drawing/2015/9/8/chartex" xmlns:cx2="http://schemas.microsoft.com/office/drawing/2015/10/21/chartex" xmlns:cx3="http://schemas.microsoft.com/office/drawing/2016/5/9/chartex" xmlns:cx4="http://schemas.microsoft.com/office/drawing/2016/5/10/chartex" xmlns:cx5="http://schemas.microsoft.com/office/drawing/2016/5/11/chartex" xmlns:cx6="http://schemas.microsoft.com/office/drawing/2016/5/12/chartex" xmlns:cx7="http://schemas.microsoft.com/office/drawing/2016/5/13/chartex" xmlns:cx8="http://schemas.microsoft.com/office/drawing/2016/5/14/chartex" xmlns:mc="http://schemas.openxmlformats.org/markup-compatibility/2006" xmlns:aink="http://schemas.microsoft.com/office/drawing/2016/ink" xmlns:am3d="http://schemas.microsoft.com/office/drawing/2017/model3d" xmlns:o="urn:schemas-microsoft-com:office:office" xmlns:r="http://schemas.openxmlformats.org/officeDocument/2006/relationships" xmlns:m="http://schemas.openxmlformats.org/officeDocument/2006/math" xmlns:v="urn:schemas-microsoft-com:vml" xmlns:wp14="http://schemas.microsoft.com/office/word/2010/wordprocessingDrawing" xmlns:wp="http://schemas.openxmlformats.org/drawingml/2006/wordprocessingDrawing" xmlns:w10="urn:schemas-microsoft-com:office:word" xmlns:w="http://schemas.openxmlformats.org/wordprocessingml/2006/main" xmlns:w14="http://schemas.microsoft.com/office/word/2010/wordml" xmlns:w15="http://schemas.microsoft.com/office/word/2012/wordml" xmlns:w16cex="http://schemas.microsoft.com/office/word/2018/wordml/cex" xmlns:w16cid="http://schemas.microsoft.com/office/word/2016/wordml/cid" xmlns:w16="http://schemas.microsoft.com/office/word/2018/wordml" xmlns:w16sdtdh="http://schemas.microsoft.com/office/word/2020/wordml/sdtdatahash" xmlns:w16se="http://schemas.microsoft.com/office/word/2015/wordml/symex" xmlns:wpg="http://schemas.microsoft.com/office/word/2010/wordprocessingGroup" xmlns:wpi="http://schemas.microsoft.com/office/word/2010/wordprocessingInk" xmlns:wne="http://schemas.microsoft.com/office/word/2006/wordml" xmlns:wps="http://schemas.microsoft.com/office/word/2010/wordprocessingShape" mc:Ignorable="w14 w15 w16se w16cid w16 w16cex w16sdtdh wp14">
+<w:document xmlns:wpc="http://schemas.microsoft.com/office/word/2010/wordprocessingCanvas" xmlns:cx="http://schemas.microsoft.com/office/drawing/2014/chartex" xmlns:cx1="http://schemas.microsoft.com/office/drawing/2015/9/8/chartex" xmlns:cx2="http://schemas.microsoft.com/office/drawing/2015/10/21/chartex" xmlns:cx3="http://schemas.microsoft.com/office/drawing/2016/5/9/chartex" xmlns:cx4="http://schemas.microsoft.com/office/drawing/2016/5/10/chartex" xmlns:cx5="http://schemas.microsoft.com/office/drawing/2016/5/11/chartex" xmlns:cx6="http://schemas.microsoft.com/office/drawing/2016/5/12/chartex" xmlns:cx7="http://schemas.microsoft.com/office/drawing/2016/5/13/chartex" xmlns:cx8="http://schemas.microsoft.com/office/drawing/2016/5/14/chartex" xmlns:mc="http://schemas.openxmlformats.org/markup-compatibility/2006" xmlns:aink="http://schemas.microsoft.com/office/drawing/2016/ink" xmlns:am3d="http://schemas.microsoft.com/office/drawing/2017/model3d" xmlns:o="urn:schemas-microsoft-com:office:office" xmlns:oel="http://schemas.microsoft.com/office/2019/extlst" xmlns:r="http://schemas.openxmlformats.org/officeDocument/2006/relationships" xmlns:m="http://schemas.openxmlformats.org/officeDocument/2006/math" xmlns:v="urn:schemas-microsoft-com:vml" xmlns:wp14="http://schemas.microsoft.com/office/word/2010/wordprocessingDrawing" xmlns:wp="http://schemas.openxmlformats.org/drawingml/2006/wordprocessingDrawing" xmlns:w10="urn:schemas-microsoft-com:office:word" xmlns:w="http://schemas.openxmlformats.org/wordprocessingml/2006/main" xmlns:w14="http://schemas.microsoft.com/office/word/2010/wordml" xmlns:w15="http://schemas.microsoft.com/office/word/2012/wordml" xmlns:w16cex="http://schemas.microsoft.com/office/word/2018/wordml/cex" xmlns:w16cid="http://schemas.microsoft.com/office/word/2016/wordml/cid" xmlns:w16="http://schemas.microsoft.com/office/word/2018/wordml" xmlns:w16du="http://schemas.microsoft.com/office/word/2023/wordml/word16du" xmlns:w16sdtdh="http://schemas.microsoft.com/office/word/2020/wordml/sdtdatahash" xmlns:w16sdtfl="http://schemas.microsoft.com/office/word/2024/wordml/sdtformatlock" xmlns:w16se="http://schemas.microsoft.com/office/word/2015/wordml/symex" xmlns:wpg="http://schemas.microsoft.com/office/word/2010/wordprocessingGroup" xmlns:wpi="http://schemas.microsoft.com/office/word/2010/wordprocessingInk" xmlns:wne="http://schemas.microsoft.com/office/word/2006/wordml" xmlns:wps="http://schemas.microsoft.com/office/word/2010/wordprocessingShape" mc:Ignorable="w14 w15 w16se w16cid w16 w16cex w16sdtdh w16sdtfl w16du wp14">
   <w:body>
     <w:p>
       <w:pPr>
@@ -428,7 +428,27 @@
           <w:u w:val="dotted"/>
           <w:cs/>
         </w:rPr>
-        <w:t xml:space="preserve">  นาย,นาง            </w:t>
+        <w:t xml:space="preserve">  </w:t>
+      </w:r>
+      <w:r>
+        <w:rPr>
+          <w:rFonts w:ascii="TH Sarabun New" w:hAnsi="TH Sarabun New" w:cs="TH Sarabun New" w:hint="cs"/>
+          <w:sz w:val="32"/>
+          <w:szCs w:val="32"/>
+          <w:u w:val="dotted"/>
+          <w:cs/>
+        </w:rPr>
+        <w:t xml:space="preserve">           </w:t>
+      </w:r>
+      <w:r>
+        <w:rPr>
+          <w:rFonts w:ascii="TH Sarabun New" w:hAnsi="TH Sarabun New" w:cs="TH Sarabun New"/>
+          <w:sz w:val="32"/>
+          <w:szCs w:val="32"/>
+          <w:u w:val="dotted"/>
+          <w:cs/>
+        </w:rPr>
+        <w:t xml:space="preserve">            </w:t>
       </w:r>
       <w:r>
         <w:rPr>
@@ -1413,7 +1433,30 @@
           <w:szCs w:val="32"/>
           <w:cs/>
         </w:rPr>
-        <w:t>ขอแจ้งต่อนายทะเบียนคนต่างด้าวสถานีตำรวจ</w:t>
+        <w:t>ขอแจ้งต่อนายทะเบียน</w:t>
+      </w:r>
+    </w:p>
+    <w:p>
+      <w:pPr>
+        <w:tabs>
+          <w:tab w:val="left" w:pos="1418"/>
+        </w:tabs>
+        <w:spacing w:after="320" w:line="240" w:lineRule="auto"/>
+        <w:jc w:val="distribute"/>
+        <w:rPr>
+          <w:rFonts w:ascii="TH Sarabun New" w:hAnsi="TH Sarabun New" w:cs="TH Sarabun New"/>
+          <w:sz w:val="32"/>
+          <w:szCs w:val="32"/>
+        </w:rPr>
+      </w:pPr>
+      <w:r>
+        <w:rPr>
+          <w:rFonts w:ascii="TH Sarabun New" w:hAnsi="TH Sarabun New" w:cs="TH Sarabun New"/>
+          <w:sz w:val="32"/>
+          <w:szCs w:val="32"/>
+          <w:cs/>
+        </w:rPr>
+        <w:t>คนต่างด้าวสถานีตำรวจ</w:t>
       </w:r>
       <w:r>
         <w:rPr>
@@ -1482,6 +1525,68 @@
           <w:cs/>
         </w:rPr>
         <w:t>.</w:t>
+      </w:r>
+    </w:p>
+    <w:p>
+      <w:pPr>
+        <w:tabs>
+          <w:tab w:val="left" w:pos="1418"/>
+        </w:tabs>
+        <w:spacing w:after="0" w:line="240" w:lineRule="auto"/>
+        <w:jc w:val="distribute"/>
+        <w:rPr>
+          <w:rFonts w:ascii="TH Sarabun New" w:hAnsi="TH Sarabun New" w:cs="TH Sarabun New"/>
+          <w:sz w:val="32"/>
+          <w:szCs w:val="32"/>
+        </w:rPr>
+      </w:pPr>
+      <w:r>
+        <w:rPr>
+          <w:rFonts w:ascii="TH Sarabun New" w:hAnsi="TH Sarabun New" w:cs="TH Sarabun New"/>
+          <w:sz w:val="32"/>
+          <w:szCs w:val="32"/>
+          <w:cs/>
+        </w:rPr>
+        <w:tab/>
+      </w:r>
+      <w:r>
+        <w:rPr>
+          <w:rFonts w:ascii="TH Sarabun New" w:hAnsi="TH Sarabun New" w:cs="TH Sarabun New"/>
+          <w:sz w:val="32"/>
+          <w:szCs w:val="32"/>
+          <w:cs/>
+        </w:rPr>
+        <w:t>เนื่องด้วยใบสำคัญประจำตัวคนต่างด้าวของ</w:t>
+      </w:r>
+      <w:r>
+        <w:rPr>
+          <w:rFonts w:ascii="TH Sarabun New" w:hAnsi="TH Sarabun New" w:cs="TH Sarabun New"/>
+          <w:sz w:val="32"/>
+          <w:szCs w:val="32"/>
+          <w:u w:val="dotted"/>
+          <w:cs/>
+        </w:rPr>
+        <w:t xml:space="preserve">                    </w:t>
+      </w:r>
+      <w:r>
+        <w:rPr>
+          <w:rFonts w:ascii="TH Sarabun New" w:hAnsi="TH Sarabun New" w:cs="TH Sarabun New"/>
+          <w:sz w:val="32"/>
+          <w:szCs w:val="32"/>
+          <w:u w:val="dotted"/>
+          <w:cs/>
+        </w:rPr>
+        <w:t xml:space="preserve">       </w:t>
+      </w:r>
+      <w:r>
+        <w:rPr>
+          <w:rFonts w:ascii="TH Sarabun New" w:hAnsi="TH Sarabun New" w:cs="TH Sarabun New"/>
+          <w:sz w:val="32"/>
+          <w:szCs w:val="32"/>
+          <w:u w:val="dotted"/>
+          <w:cs/>
+        </w:rPr>
+        <w:t xml:space="preserve">                                      .</w:t>
       </w:r>
     </w:p>
     <w:p>
@@ -1493,8 +1598,8 @@
         <w:jc w:val="thaiDistribute"/>
         <w:rPr>
           <w:rFonts w:ascii="TH Sarabun New" w:hAnsi="TH Sarabun New" w:cs="TH Sarabun New"/>
-          <w:sz w:val="20"/>
-          <w:szCs w:val="20"/>
+          <w:sz w:val="32"/>
+          <w:szCs w:val="32"/>
         </w:rPr>
       </w:pPr>
       <w:r>
@@ -1504,7 +1609,346 @@
           <w:szCs w:val="32"/>
           <w:cs/>
         </w:rPr>
-        <w:tab/>
+        <w:t>เลขที่</w:t>
+      </w:r>
+      <w:r>
+        <w:rPr>
+          <w:rFonts w:ascii="TH Sarabun New" w:hAnsi="TH Sarabun New" w:cs="TH Sarabun New"/>
+          <w:sz w:val="32"/>
+          <w:szCs w:val="32"/>
+          <w:u w:val="dotted"/>
+          <w:cs/>
+        </w:rPr>
+        <w:t xml:space="preserve">         </w:t>
+      </w:r>
+      <w:r>
+        <w:rPr>
+          <w:rFonts w:ascii="TH Sarabun New" w:hAnsi="TH Sarabun New" w:cs="TH Sarabun New"/>
+          <w:sz w:val="32"/>
+          <w:szCs w:val="32"/>
+          <w:u w:val="dotted"/>
+          <w:cs/>
+        </w:rPr>
+        <w:t xml:space="preserve">                 </w:t>
+      </w:r>
+      <w:r>
+        <w:rPr>
+          <w:rFonts w:ascii="TH Sarabun New" w:hAnsi="TH Sarabun New" w:cs="TH Sarabun New"/>
+          <w:sz w:val="32"/>
+          <w:szCs w:val="32"/>
+          <w:u w:val="dotted"/>
+          <w:cs/>
+        </w:rPr>
+        <w:t xml:space="preserve">    </w:t>
+      </w:r>
+      <w:r>
+        <w:rPr>
+          <w:rFonts w:ascii="TH Sarabun New" w:hAnsi="TH Sarabun New" w:cs="TH Sarabun New"/>
+          <w:sz w:val="32"/>
+          <w:szCs w:val="32"/>
+          <w:cs/>
+        </w:rPr>
+        <w:t>ลง วัน เดือน ปี</w:t>
+      </w:r>
+      <w:r>
+        <w:rPr>
+          <w:rFonts w:ascii="TH Sarabun New" w:hAnsi="TH Sarabun New" w:cs="TH Sarabun New"/>
+          <w:sz w:val="32"/>
+          <w:szCs w:val="32"/>
+          <w:u w:val="dotted"/>
+          <w:cs/>
+        </w:rPr>
+        <w:t xml:space="preserve">         </w:t>
+      </w:r>
+      <w:r>
+        <w:rPr>
+          <w:rFonts w:ascii="TH Sarabun New" w:hAnsi="TH Sarabun New" w:cs="TH Sarabun New"/>
+          <w:sz w:val="32"/>
+          <w:szCs w:val="32"/>
+          <w:u w:val="dotted"/>
+          <w:cs/>
+        </w:rPr>
+        <w:t xml:space="preserve">                                                </w:t>
+      </w:r>
+      <w:r>
+        <w:rPr>
+          <w:rFonts w:ascii="TH Sarabun New" w:hAnsi="TH Sarabun New" w:cs="TH Sarabun New"/>
+          <w:sz w:val="32"/>
+          <w:szCs w:val="32"/>
+          <w:u w:val="dotted"/>
+          <w:cs/>
+        </w:rPr>
+        <w:t xml:space="preserve">    </w:t>
+      </w:r>
+      <w:r>
+        <w:rPr>
+          <w:rFonts w:ascii="TH Sarabun New" w:hAnsi="TH Sarabun New" w:cs="TH Sarabun New"/>
+          <w:sz w:val="32"/>
+          <w:szCs w:val="32"/>
+          <w:cs/>
+        </w:rPr>
+        <w:t>ออกให้ ณ อำเภอ</w:t>
+      </w:r>
+      <w:r>
+        <w:rPr>
+          <w:rFonts w:ascii="TH Sarabun New" w:hAnsi="TH Sarabun New" w:cs="TH Sarabun New"/>
+          <w:sz w:val="32"/>
+          <w:szCs w:val="32"/>
+          <w:cs/>
+        </w:rPr>
+        <w:t xml:space="preserve"> </w:t>
+      </w:r>
+      <w:r>
+        <w:rPr>
+          <w:rFonts w:ascii="TH Sarabun New" w:hAnsi="TH Sarabun New" w:cs="TH Sarabun New"/>
+          <w:sz w:val="32"/>
+          <w:szCs w:val="32"/>
+          <w:cs/>
+        </w:rPr>
+        <w:t>หรือสถานีตำรวจ</w:t>
+      </w:r>
+      <w:r>
+        <w:rPr>
+          <w:rFonts w:ascii="TH Sarabun New" w:hAnsi="TH Sarabun New" w:cs="TH Sarabun New"/>
+          <w:sz w:val="32"/>
+          <w:szCs w:val="32"/>
+          <w:u w:val="dotted"/>
+          <w:cs/>
+        </w:rPr>
+        <w:t xml:space="preserve">                 </w:t>
+      </w:r>
+      <w:r>
+        <w:rPr>
+          <w:rFonts w:ascii="TH Sarabun New" w:hAnsi="TH Sarabun New" w:cs="TH Sarabun New"/>
+          <w:sz w:val="32"/>
+          <w:szCs w:val="32"/>
+          <w:u w:val="dotted"/>
+          <w:cs/>
+        </w:rPr>
+        <w:t xml:space="preserve">      </w:t>
+      </w:r>
+      <w:r>
+        <w:rPr>
+          <w:rFonts w:ascii="TH Sarabun New" w:hAnsi="TH Sarabun New" w:cs="TH Sarabun New"/>
+          <w:sz w:val="32"/>
+          <w:szCs w:val="32"/>
+          <w:u w:val="dotted"/>
+          <w:cs/>
+        </w:rPr>
+        <w:t xml:space="preserve">                    </w:t>
+      </w:r>
+      <w:r>
+        <w:rPr>
+          <w:rFonts w:ascii="TH Sarabun New" w:hAnsi="TH Sarabun New" w:cs="TH Sarabun New"/>
+          <w:sz w:val="32"/>
+          <w:szCs w:val="32"/>
+          <w:cs/>
+        </w:rPr>
+        <w:t>จังหวัด</w:t>
+      </w:r>
+      <w:r>
+        <w:rPr>
+          <w:rFonts w:ascii="TH Sarabun New" w:hAnsi="TH Sarabun New" w:cs="TH Sarabun New"/>
+          <w:sz w:val="32"/>
+          <w:szCs w:val="32"/>
+          <w:u w:val="dotted"/>
+          <w:cs/>
+        </w:rPr>
+        <w:t xml:space="preserve">                 </w:t>
+      </w:r>
+      <w:r>
+        <w:rPr>
+          <w:rFonts w:ascii="TH Sarabun New" w:hAnsi="TH Sarabun New" w:cs="TH Sarabun New"/>
+          <w:sz w:val="32"/>
+          <w:szCs w:val="32"/>
+          <w:u w:val="dotted"/>
+          <w:cs/>
+        </w:rPr>
+        <w:t xml:space="preserve">           </w:t>
+      </w:r>
+      <w:r>
+        <w:rPr>
+          <w:rFonts w:ascii="TH Sarabun New" w:hAnsi="TH Sarabun New" w:cs="TH Sarabun New"/>
+          <w:sz w:val="32"/>
+          <w:szCs w:val="32"/>
+          <w:u w:val="dotted"/>
+          <w:cs/>
+        </w:rPr>
+        <w:t xml:space="preserve">                   </w:t>
+      </w:r>
+      <w:r>
+        <w:rPr>
+          <w:rFonts w:ascii="TH Sarabun New" w:hAnsi="TH Sarabun New" w:cs="TH Sarabun New"/>
+          <w:sz w:val="32"/>
+          <w:szCs w:val="32"/>
+          <w:cs/>
+        </w:rPr>
+        <w:t>จะหมดอายุใน</w:t>
+      </w:r>
+      <w:r>
+        <w:rPr>
+          <w:rFonts w:ascii="TH Sarabun New" w:hAnsi="TH Sarabun New" w:cs="TH Sarabun New"/>
+          <w:sz w:val="32"/>
+          <w:szCs w:val="32"/>
+          <w:cs/>
+        </w:rPr>
+        <w:t xml:space="preserve"> </w:t>
+      </w:r>
+      <w:r>
+        <w:rPr>
+          <w:rFonts w:ascii="TH Sarabun New" w:hAnsi="TH Sarabun New" w:cs="TH Sarabun New"/>
+          <w:sz w:val="32"/>
+          <w:szCs w:val="32"/>
+          <w:cs/>
+        </w:rPr>
+        <w:t>วัน เดือน ปี</w:t>
+      </w:r>
+      <w:r>
+        <w:rPr>
+          <w:rFonts w:ascii="TH Sarabun New" w:hAnsi="TH Sarabun New" w:cs="TH Sarabun New"/>
+          <w:sz w:val="32"/>
+          <w:szCs w:val="32"/>
+          <w:u w:val="dotted"/>
+          <w:cs/>
+        </w:rPr>
+        <w:t xml:space="preserve">          </w:t>
+      </w:r>
+      <w:r>
+        <w:rPr>
+          <w:rFonts w:ascii="TH Sarabun New" w:hAnsi="TH Sarabun New" w:cs="TH Sarabun New"/>
+          <w:sz w:val="32"/>
+          <w:szCs w:val="32"/>
+          <w:u w:val="dotted"/>
+          <w:cs/>
+        </w:rPr>
+        <w:t xml:space="preserve">                                 </w:t>
+      </w:r>
+      <w:r>
+        <w:rPr>
+          <w:rFonts w:ascii="TH Sarabun New" w:hAnsi="TH Sarabun New" w:cs="TH Sarabun New"/>
+          <w:sz w:val="32"/>
+          <w:szCs w:val="32"/>
+          <w:u w:val="dotted"/>
+          <w:cs/>
+        </w:rPr>
+        <w:t xml:space="preserve">   </w:t>
+      </w:r>
+      <w:r>
+        <w:rPr>
+          <w:rFonts w:ascii="TH Sarabun New" w:hAnsi="TH Sarabun New" w:cs="TH Sarabun New"/>
+          <w:sz w:val="32"/>
+          <w:szCs w:val="32"/>
+          <w:u w:val="dotted"/>
+          <w:cs/>
+        </w:rPr>
+        <w:t xml:space="preserve">           </w:t>
+      </w:r>
+      <w:r>
+        <w:rPr>
+          <w:rFonts w:ascii="TH Sarabun New" w:hAnsi="TH Sarabun New" w:cs="TH Sarabun New"/>
+          <w:sz w:val="32"/>
+          <w:szCs w:val="32"/>
+          <w:u w:val="dotted"/>
+          <w:cs/>
+        </w:rPr>
+        <w:t xml:space="preserve">        </w:t>
+      </w:r>
+      <w:r>
+        <w:rPr>
+          <w:rFonts w:ascii="TH Sarabun New" w:hAnsi="TH Sarabun New" w:cs="TH Sarabun New"/>
+          <w:sz w:val="32"/>
+          <w:szCs w:val="32"/>
+          <w:cs/>
+        </w:rPr>
+        <w:t>จึงขอส่งมาพร้อมนี้ เพื่อจัดการต่ออายุให้ต่อไปและข้าพเจ้าขอต่ออายุใบสำคัญตัวชนิดที่</w:t>
+      </w:r>
+      <w:r>
+        <w:rPr>
+          <w:rFonts w:ascii="TH Sarabun New" w:hAnsi="TH Sarabun New" w:cs="TH Sarabun New"/>
+          <w:sz w:val="32"/>
+          <w:szCs w:val="32"/>
+          <w:u w:val="dotted"/>
+          <w:cs/>
+        </w:rPr>
+        <w:t xml:space="preserve"> </w:t>
+      </w:r>
+      <w:r>
+        <w:rPr>
+          <w:rFonts w:ascii="TH Sarabun New" w:hAnsi="TH Sarabun New" w:cs="TH Sarabun New"/>
+          <w:sz w:val="32"/>
+          <w:szCs w:val="32"/>
+          <w:u w:val="dotted"/>
+          <w:cs/>
+        </w:rPr>
+        <w:t xml:space="preserve">        </w:t>
+      </w:r>
+      <w:r>
+        <w:rPr>
+          <w:rFonts w:ascii="TH Sarabun New" w:hAnsi="TH Sarabun New" w:cs="TH Sarabun New"/>
+          <w:sz w:val="32"/>
+          <w:szCs w:val="32"/>
+          <w:u w:val="dotted"/>
+          <w:cs/>
+        </w:rPr>
+        <w:t xml:space="preserve"> </w:t>
+      </w:r>
+      <w:r>
+        <w:rPr>
+          <w:rFonts w:ascii="TH Sarabun New" w:hAnsi="TH Sarabun New" w:cs="TH Sarabun New"/>
+          <w:sz w:val="32"/>
+          <w:szCs w:val="32"/>
+          <w:u w:val="dotted"/>
+          <w:cs/>
+        </w:rPr>
+        <w:t xml:space="preserve">                   </w:t>
+      </w:r>
+      <w:r>
+        <w:rPr>
+          <w:rFonts w:ascii="TH Sarabun New" w:hAnsi="TH Sarabun New" w:cs="TH Sarabun New"/>
+          <w:sz w:val="32"/>
+          <w:szCs w:val="32"/>
+          <w:cs/>
+        </w:rPr>
+        <w:t>ได้มอบเงินค่าธรรมเนียม</w:t>
+      </w:r>
+      <w:r>
+        <w:rPr>
+          <w:rFonts w:ascii="TH Sarabun New" w:hAnsi="TH Sarabun New" w:cs="TH Sarabun New"/>
+          <w:sz w:val="32"/>
+          <w:szCs w:val="32"/>
+          <w:u w:val="dotted"/>
+          <w:cs/>
+        </w:rPr>
+        <w:t xml:space="preserve">        </w:t>
+      </w:r>
+      <w:r>
+        <w:rPr>
+          <w:rFonts w:ascii="TH Sarabun New" w:hAnsi="TH Sarabun New" w:cs="TH Sarabun New"/>
+          <w:sz w:val="32"/>
+          <w:szCs w:val="32"/>
+          <w:u w:val="dotted"/>
+          <w:cs/>
+        </w:rPr>
+        <w:t xml:space="preserve">        </w:t>
+      </w:r>
+      <w:r>
+        <w:rPr>
+          <w:rFonts w:ascii="TH Sarabun New" w:hAnsi="TH Sarabun New" w:cs="TH Sarabun New"/>
+          <w:sz w:val="32"/>
+          <w:szCs w:val="32"/>
+          <w:u w:val="dotted"/>
+          <w:cs/>
+        </w:rPr>
+        <w:t xml:space="preserve">             </w:t>
+      </w:r>
+      <w:r>
+        <w:rPr>
+          <w:rFonts w:ascii="TH Sarabun New" w:hAnsi="TH Sarabun New" w:cs="TH Sarabun New"/>
+          <w:sz w:val="32"/>
+          <w:szCs w:val="32"/>
+          <w:cs/>
+        </w:rPr>
+        <w:t>บาท</w:t>
       </w:r>
     </w:p>
     <w:p>
@@ -1512,8 +1956,8 @@
         <w:tabs>
           <w:tab w:val="left" w:pos="1418"/>
         </w:tabs>
-        <w:spacing w:after="0" w:line="240" w:lineRule="auto"/>
-        <w:jc w:val="thaiDistribute"/>
+        <w:spacing w:after="320" w:line="240" w:lineRule="auto"/>
+        <w:jc w:val="mediumKashida"/>
         <w:rPr>
           <w:rFonts w:ascii="TH Sarabun New" w:hAnsi="TH Sarabun New" w:cs="TH Sarabun New"/>
           <w:sz w:val="32"/>
@@ -1526,431 +1970,6 @@
           <w:rFonts w:ascii="TH Sarabun New" w:hAnsi="TH Sarabun New" w:cs="TH Sarabun New"/>
           <w:sz w:val="32"/>
           <w:szCs w:val="32"/>
-          <w:cs/>
-        </w:rPr>
-        <w:tab/>
-      </w:r>
-      <w:r>
-        <w:rPr>
-          <w:rFonts w:ascii="TH Sarabun New" w:hAnsi="TH Sarabun New" w:cs="TH Sarabun New"/>
-          <w:sz w:val="32"/>
-          <w:szCs w:val="32"/>
-          <w:cs/>
-        </w:rPr>
-        <w:t>เนื่องด้วยใบสำคัญประจำตัวคนต่างด้าวของ</w:t>
-      </w:r>
-      <w:r>
-        <w:rPr>
-          <w:rFonts w:ascii="TH Sarabun New" w:hAnsi="TH Sarabun New" w:cs="TH Sarabun New"/>
-          <w:sz w:val="32"/>
-          <w:szCs w:val="32"/>
-          <w:u w:val="dotted"/>
-          <w:cs/>
-        </w:rPr>
-        <w:t xml:space="preserve">                    </w:t>
-      </w:r>
-      <w:r>
-        <w:rPr>
-          <w:rFonts w:ascii="TH Sarabun New" w:hAnsi="TH Sarabun New" w:cs="TH Sarabun New"/>
-          <w:sz w:val="32"/>
-          <w:szCs w:val="32"/>
-          <w:u w:val="dotted"/>
-          <w:cs/>
-        </w:rPr>
-        <w:t xml:space="preserve">       </w:t>
-      </w:r>
-      <w:r>
-        <w:rPr>
-          <w:rFonts w:ascii="TH Sarabun New" w:hAnsi="TH Sarabun New" w:cs="TH Sarabun New"/>
-          <w:sz w:val="32"/>
-          <w:szCs w:val="32"/>
-          <w:u w:val="dotted"/>
-          <w:cs/>
-        </w:rPr>
-        <w:t xml:space="preserve">                                      .</w:t>
-      </w:r>
-    </w:p>
-    <w:p>
-      <w:pPr>
-        <w:tabs>
-          <w:tab w:val="left" w:pos="1418"/>
-        </w:tabs>
-        <w:spacing w:after="0" w:line="240" w:lineRule="auto"/>
-        <w:jc w:val="thaiDistribute"/>
-        <w:rPr>
-          <w:rFonts w:ascii="TH Sarabun New" w:hAnsi="TH Sarabun New" w:cs="TH Sarabun New"/>
-          <w:sz w:val="32"/>
-          <w:szCs w:val="32"/>
-        </w:rPr>
-      </w:pPr>
-      <w:r>
-        <w:rPr>
-          <w:rFonts w:ascii="TH Sarabun New" w:hAnsi="TH Sarabun New" w:cs="TH Sarabun New"/>
-          <w:sz w:val="32"/>
-          <w:szCs w:val="32"/>
-          <w:cs/>
-        </w:rPr>
-        <w:t>เลขที่</w:t>
-      </w:r>
-      <w:r>
-        <w:rPr>
-          <w:rFonts w:ascii="TH Sarabun New" w:hAnsi="TH Sarabun New" w:cs="TH Sarabun New"/>
-          <w:sz w:val="32"/>
-          <w:szCs w:val="32"/>
-          <w:u w:val="dotted"/>
-          <w:cs/>
-        </w:rPr>
-        <w:t xml:space="preserve">         </w:t>
-      </w:r>
-      <w:r>
-        <w:rPr>
-          <w:rFonts w:ascii="TH Sarabun New" w:hAnsi="TH Sarabun New" w:cs="TH Sarabun New"/>
-          <w:sz w:val="32"/>
-          <w:szCs w:val="32"/>
-          <w:u w:val="dotted"/>
-          <w:cs/>
-        </w:rPr>
-        <w:t xml:space="preserve">                 </w:t>
-      </w:r>
-      <w:r>
-        <w:rPr>
-          <w:rFonts w:ascii="TH Sarabun New" w:hAnsi="TH Sarabun New" w:cs="TH Sarabun New"/>
-          <w:sz w:val="32"/>
-          <w:szCs w:val="32"/>
-          <w:u w:val="dotted"/>
-          <w:cs/>
-        </w:rPr>
-        <w:t xml:space="preserve">    </w:t>
-      </w:r>
-      <w:r>
-        <w:rPr>
-          <w:rFonts w:ascii="TH Sarabun New" w:hAnsi="TH Sarabun New" w:cs="TH Sarabun New"/>
-          <w:sz w:val="32"/>
-          <w:szCs w:val="32"/>
-          <w:cs/>
-        </w:rPr>
-        <w:t>ลง วัน เดือน ปี</w:t>
-      </w:r>
-      <w:r>
-        <w:rPr>
-          <w:rFonts w:ascii="TH Sarabun New" w:hAnsi="TH Sarabun New" w:cs="TH Sarabun New"/>
-          <w:sz w:val="32"/>
-          <w:szCs w:val="32"/>
-          <w:u w:val="dotted"/>
-          <w:cs/>
-        </w:rPr>
-        <w:t xml:space="preserve">         </w:t>
-      </w:r>
-      <w:r>
-        <w:rPr>
-          <w:rFonts w:ascii="TH Sarabun New" w:hAnsi="TH Sarabun New" w:cs="TH Sarabun New"/>
-          <w:sz w:val="32"/>
-          <w:szCs w:val="32"/>
-          <w:u w:val="dotted"/>
-          <w:cs/>
-        </w:rPr>
-        <w:t xml:space="preserve">                                                </w:t>
-      </w:r>
-      <w:r>
-        <w:rPr>
-          <w:rFonts w:ascii="TH Sarabun New" w:hAnsi="TH Sarabun New" w:cs="TH Sarabun New"/>
-          <w:sz w:val="32"/>
-          <w:szCs w:val="32"/>
-          <w:u w:val="dotted"/>
-          <w:cs/>
-        </w:rPr>
-        <w:t xml:space="preserve">    </w:t>
-      </w:r>
-      <w:r>
-        <w:rPr>
-          <w:rFonts w:ascii="TH Sarabun New" w:hAnsi="TH Sarabun New" w:cs="TH Sarabun New"/>
-          <w:sz w:val="32"/>
-          <w:szCs w:val="32"/>
-          <w:cs/>
-        </w:rPr>
-        <w:t>ออกให้ ณ อำเภอ</w:t>
-      </w:r>
-      <w:r>
-        <w:rPr>
-          <w:rFonts w:ascii="TH Sarabun New" w:hAnsi="TH Sarabun New" w:cs="TH Sarabun New"/>
-          <w:sz w:val="32"/>
-          <w:szCs w:val="32"/>
-          <w:cs/>
-        </w:rPr>
-        <w:t xml:space="preserve"> </w:t>
-      </w:r>
-      <w:r>
-        <w:rPr>
-          <w:rFonts w:ascii="TH Sarabun New" w:hAnsi="TH Sarabun New" w:cs="TH Sarabun New"/>
-          <w:sz w:val="32"/>
-          <w:szCs w:val="32"/>
-          <w:cs/>
-        </w:rPr>
-        <w:t>หรือสถานีตำรวจ</w:t>
-      </w:r>
-      <w:r>
-        <w:rPr>
-          <w:rFonts w:ascii="TH Sarabun New" w:hAnsi="TH Sarabun New" w:cs="TH Sarabun New"/>
-          <w:sz w:val="32"/>
-          <w:szCs w:val="32"/>
-          <w:u w:val="dotted"/>
-          <w:cs/>
-        </w:rPr>
-        <w:t xml:space="preserve">                 </w:t>
-      </w:r>
-      <w:r>
-        <w:rPr>
-          <w:rFonts w:ascii="TH Sarabun New" w:hAnsi="TH Sarabun New" w:cs="TH Sarabun New"/>
-          <w:sz w:val="32"/>
-          <w:szCs w:val="32"/>
-          <w:u w:val="dotted"/>
-          <w:cs/>
-        </w:rPr>
-        <w:t xml:space="preserve">      </w:t>
-      </w:r>
-      <w:r>
-        <w:rPr>
-          <w:rFonts w:ascii="TH Sarabun New" w:hAnsi="TH Sarabun New" w:cs="TH Sarabun New"/>
-          <w:sz w:val="32"/>
-          <w:szCs w:val="32"/>
-          <w:u w:val="dotted"/>
-          <w:cs/>
-        </w:rPr>
-        <w:t xml:space="preserve">                    </w:t>
-      </w:r>
-      <w:r>
-        <w:rPr>
-          <w:rFonts w:ascii="TH Sarabun New" w:hAnsi="TH Sarabun New" w:cs="TH Sarabun New"/>
-          <w:sz w:val="32"/>
-          <w:szCs w:val="32"/>
-          <w:cs/>
-        </w:rPr>
-        <w:t>จังหวัด</w:t>
-      </w:r>
-      <w:r>
-        <w:rPr>
-          <w:rFonts w:ascii="TH Sarabun New" w:hAnsi="TH Sarabun New" w:cs="TH Sarabun New"/>
-          <w:sz w:val="32"/>
-          <w:szCs w:val="32"/>
-          <w:u w:val="dotted"/>
-          <w:cs/>
-        </w:rPr>
-        <w:t xml:space="preserve">                 </w:t>
-      </w:r>
-      <w:r>
-        <w:rPr>
-          <w:rFonts w:ascii="TH Sarabun New" w:hAnsi="TH Sarabun New" w:cs="TH Sarabun New"/>
-          <w:sz w:val="32"/>
-          <w:szCs w:val="32"/>
-          <w:u w:val="dotted"/>
-          <w:cs/>
-        </w:rPr>
-        <w:t xml:space="preserve">           </w:t>
-      </w:r>
-      <w:r>
-        <w:rPr>
-          <w:rFonts w:ascii="TH Sarabun New" w:hAnsi="TH Sarabun New" w:cs="TH Sarabun New"/>
-          <w:sz w:val="32"/>
-          <w:szCs w:val="32"/>
-          <w:u w:val="dotted"/>
-          <w:cs/>
-        </w:rPr>
-        <w:t xml:space="preserve">                   </w:t>
-      </w:r>
-      <w:r>
-        <w:rPr>
-          <w:rFonts w:ascii="TH Sarabun New" w:hAnsi="TH Sarabun New" w:cs="TH Sarabun New"/>
-          <w:sz w:val="32"/>
-          <w:szCs w:val="32"/>
-          <w:cs/>
-        </w:rPr>
-        <w:t>จะหมดอายุใน</w:t>
-      </w:r>
-      <w:r>
-        <w:rPr>
-          <w:rFonts w:ascii="TH Sarabun New" w:hAnsi="TH Sarabun New" w:cs="TH Sarabun New"/>
-          <w:sz w:val="32"/>
-          <w:szCs w:val="32"/>
-          <w:cs/>
-        </w:rPr>
-        <w:t xml:space="preserve"> </w:t>
-      </w:r>
-      <w:r>
-        <w:rPr>
-          <w:rFonts w:ascii="TH Sarabun New" w:hAnsi="TH Sarabun New" w:cs="TH Sarabun New"/>
-          <w:sz w:val="32"/>
-          <w:szCs w:val="32"/>
-          <w:cs/>
-        </w:rPr>
-        <w:t>วัน เดือน ปี</w:t>
-      </w:r>
-      <w:r>
-        <w:rPr>
-          <w:rFonts w:ascii="TH Sarabun New" w:hAnsi="TH Sarabun New" w:cs="TH Sarabun New"/>
-          <w:sz w:val="32"/>
-          <w:szCs w:val="32"/>
-          <w:u w:val="dotted"/>
-          <w:cs/>
-        </w:rPr>
-        <w:t xml:space="preserve">          </w:t>
-      </w:r>
-      <w:r>
-        <w:rPr>
-          <w:rFonts w:ascii="TH Sarabun New" w:hAnsi="TH Sarabun New" w:cs="TH Sarabun New"/>
-          <w:sz w:val="32"/>
-          <w:szCs w:val="32"/>
-          <w:u w:val="dotted"/>
-          <w:cs/>
-        </w:rPr>
-        <w:t xml:space="preserve">                                 </w:t>
-      </w:r>
-      <w:r>
-        <w:rPr>
-          <w:rFonts w:ascii="TH Sarabun New" w:hAnsi="TH Sarabun New" w:cs="TH Sarabun New"/>
-          <w:sz w:val="32"/>
-          <w:szCs w:val="32"/>
-          <w:u w:val="dotted"/>
-          <w:cs/>
-        </w:rPr>
-        <w:t xml:space="preserve">   </w:t>
-      </w:r>
-      <w:r>
-        <w:rPr>
-          <w:rFonts w:ascii="TH Sarabun New" w:hAnsi="TH Sarabun New" w:cs="TH Sarabun New"/>
-          <w:sz w:val="32"/>
-          <w:szCs w:val="32"/>
-          <w:u w:val="dotted"/>
-          <w:cs/>
-        </w:rPr>
-        <w:t xml:space="preserve">           </w:t>
-      </w:r>
-      <w:r>
-        <w:rPr>
-          <w:rFonts w:ascii="TH Sarabun New" w:hAnsi="TH Sarabun New" w:cs="TH Sarabun New"/>
-          <w:sz w:val="32"/>
-          <w:szCs w:val="32"/>
-          <w:u w:val="dotted"/>
-          <w:cs/>
-        </w:rPr>
-        <w:t xml:space="preserve">        </w:t>
-      </w:r>
-      <w:r>
-        <w:rPr>
-          <w:rFonts w:ascii="TH Sarabun New" w:hAnsi="TH Sarabun New" w:cs="TH Sarabun New"/>
-          <w:sz w:val="32"/>
-          <w:szCs w:val="32"/>
-          <w:cs/>
-        </w:rPr>
-        <w:t>จึงขอส่งมาพร้อมนี้ เพื่อจัดการต่ออายุให้ต่อไปและข้าพเจ้าขอต่ออายุใบสำคัญตัวชนิดที่</w:t>
-      </w:r>
-      <w:r>
-        <w:rPr>
-          <w:rFonts w:ascii="TH Sarabun New" w:hAnsi="TH Sarabun New" w:cs="TH Sarabun New"/>
-          <w:sz w:val="32"/>
-          <w:szCs w:val="32"/>
-          <w:u w:val="dotted"/>
-          <w:cs/>
-        </w:rPr>
-        <w:t xml:space="preserve"> </w:t>
-      </w:r>
-      <w:r>
-        <w:rPr>
-          <w:rFonts w:ascii="TH Sarabun New" w:hAnsi="TH Sarabun New" w:cs="TH Sarabun New"/>
-          <w:sz w:val="32"/>
-          <w:szCs w:val="32"/>
-          <w:u w:val="dotted"/>
-          <w:cs/>
-        </w:rPr>
-        <w:t xml:space="preserve">        </w:t>
-      </w:r>
-      <w:r>
-        <w:rPr>
-          <w:rFonts w:ascii="TH Sarabun New" w:hAnsi="TH Sarabun New" w:cs="TH Sarabun New"/>
-          <w:sz w:val="32"/>
-          <w:szCs w:val="32"/>
-          <w:u w:val="dotted"/>
-          <w:cs/>
-        </w:rPr>
-        <w:t xml:space="preserve"> </w:t>
-      </w:r>
-      <w:r>
-        <w:rPr>
-          <w:rFonts w:ascii="TH Sarabun New" w:hAnsi="TH Sarabun New" w:cs="TH Sarabun New"/>
-          <w:sz w:val="32"/>
-          <w:szCs w:val="32"/>
-          <w:u w:val="dotted"/>
-          <w:cs/>
-        </w:rPr>
-        <w:t xml:space="preserve">                   </w:t>
-      </w:r>
-      <w:r>
-        <w:rPr>
-          <w:rFonts w:ascii="TH Sarabun New" w:hAnsi="TH Sarabun New" w:cs="TH Sarabun New"/>
-          <w:sz w:val="32"/>
-          <w:szCs w:val="32"/>
-          <w:cs/>
-        </w:rPr>
-        <w:t>ได้มอบเงินค่าธรรมเนียม</w:t>
-      </w:r>
-      <w:r>
-        <w:rPr>
-          <w:rFonts w:ascii="TH Sarabun New" w:hAnsi="TH Sarabun New" w:cs="TH Sarabun New"/>
-          <w:sz w:val="32"/>
-          <w:szCs w:val="32"/>
-          <w:u w:val="dotted"/>
-          <w:cs/>
-        </w:rPr>
-        <w:t xml:space="preserve">        </w:t>
-      </w:r>
-      <w:r>
-        <w:rPr>
-          <w:rFonts w:ascii="TH Sarabun New" w:hAnsi="TH Sarabun New" w:cs="TH Sarabun New"/>
-          <w:sz w:val="32"/>
-          <w:szCs w:val="32"/>
-          <w:u w:val="dotted"/>
-          <w:cs/>
-        </w:rPr>
-        <w:t xml:space="preserve">        </w:t>
-      </w:r>
-      <w:r>
-        <w:rPr>
-          <w:rFonts w:ascii="TH Sarabun New" w:hAnsi="TH Sarabun New" w:cs="TH Sarabun New"/>
-          <w:sz w:val="32"/>
-          <w:szCs w:val="32"/>
-          <w:u w:val="dotted"/>
-          <w:cs/>
-        </w:rPr>
-        <w:t xml:space="preserve">             </w:t>
-      </w:r>
-      <w:r>
-        <w:rPr>
-          <w:rFonts w:ascii="TH Sarabun New" w:hAnsi="TH Sarabun New" w:cs="TH Sarabun New"/>
-          <w:sz w:val="32"/>
-          <w:szCs w:val="32"/>
-          <w:cs/>
-        </w:rPr>
-        <w:t>บาท</w:t>
-      </w:r>
-    </w:p>
-    <w:p>
-      <w:pPr>
-        <w:tabs>
-          <w:tab w:val="left" w:pos="1418"/>
-        </w:tabs>
-        <w:spacing w:after="0" w:line="240" w:lineRule="auto"/>
-        <w:jc w:val="thaiDistribute"/>
-        <w:rPr>
-          <w:rFonts w:ascii="TH Sarabun New" w:hAnsi="TH Sarabun New" w:cs="TH Sarabun New"/>
-          <w:sz w:val="32"/>
-          <w:szCs w:val="32"/>
-          <w:u w:val="dotted"/>
-        </w:rPr>
-      </w:pPr>
-      <w:r>
-        <w:rPr>
-          <w:rFonts w:ascii="TH Sarabun New" w:hAnsi="TH Sarabun New" w:cs="TH Sarabun New"/>
-          <w:sz w:val="32"/>
-          <w:szCs w:val="32"/>
           <w:u w:val="dotted"/>
           <w:cs/>
         </w:rPr>
@@ -1965,21 +1984,6 @@
         </w:rPr>
         <w:t xml:space="preserve">  มาด้วย</w:t>
       </w:r>
-    </w:p>
-    <w:p>
-      <w:pPr>
-        <w:tabs>
-          <w:tab w:val="left" w:pos="1418"/>
-        </w:tabs>
-        <w:spacing w:after="0" w:line="240" w:lineRule="auto"/>
-        <w:jc w:val="thaiDistribute"/>
-        <w:rPr>
-          <w:rFonts w:ascii="TH Sarabun New" w:hAnsi="TH Sarabun New" w:cs="TH Sarabun New"/>
-          <w:sz w:val="32"/>
-          <w:szCs w:val="32"/>
-          <w:u w:val="dotted"/>
-        </w:rPr>
-      </w:pPr>
     </w:p>
     <w:p>
       <w:pPr>
@@ -2063,21 +2067,7 @@
         <w:tabs>
           <w:tab w:val="left" w:pos="1418"/>
         </w:tabs>
-        <w:spacing w:after="0" w:line="240" w:lineRule="auto"/>
-        <w:jc w:val="center"/>
-        <w:rPr>
-          <w:rFonts w:ascii="TH Sarabun New" w:hAnsi="TH Sarabun New" w:cs="TH Sarabun New"/>
-          <w:sz w:val="32"/>
-          <w:szCs w:val="32"/>
-        </w:rPr>
-      </w:pPr>
-    </w:p>
-    <w:p>
-      <w:pPr>
-        <w:tabs>
-          <w:tab w:val="left" w:pos="1418"/>
-        </w:tabs>
-        <w:spacing w:after="240" w:line="240" w:lineRule="auto"/>
+        <w:spacing w:before="320" w:after="320" w:line="240" w:lineRule="auto"/>
         <w:jc w:val="center"/>
         <w:rPr>
           <w:rFonts w:ascii="TH Sarabun New" w:hAnsi="TH Sarabun New" w:cs="TH Sarabun New"/>
@@ -2224,37 +2214,7 @@
           <w:u w:val="dotted"/>
           <w:cs/>
         </w:rPr>
-        <w:t xml:space="preserve"> </w:t>
-      </w:r>
-      <w:r>
-        <w:rPr>
-          <w:rFonts w:ascii="TH Sarabun New" w:hAnsi="TH Sarabun New" w:cs="TH Sarabun New"/>
-          <w:sz w:val="32"/>
-          <w:szCs w:val="32"/>
-          <w:u w:val="dotted"/>
-          <w:cs/>
-        </w:rPr>
-        <w:t xml:space="preserve">                       </w:t>
-      </w:r>
-      <w:r>
-        <w:rPr>
-          <w:rFonts w:ascii="TH Sarabun New" w:hAnsi="TH Sarabun New" w:cs="TH Sarabun New"/>
-          <w:sz w:val="32"/>
-          <w:szCs w:val="32"/>
-          <w:u w:val="dotted"/>
-          <w:cs/>
-        </w:rPr>
-        <w:t xml:space="preserve"> </w:t>
-      </w:r>
-      <w:r>
-        <w:rPr>
-          <w:rFonts w:ascii="TH Sarabun New" w:hAnsi="TH Sarabun New" w:cs="TH Sarabun New"/>
-          <w:sz w:val="32"/>
-          <w:szCs w:val="32"/>
-          <w:u w:val="dotted"/>
-          <w:cs/>
-        </w:rPr>
-        <w:t xml:space="preserve">                      .</w:t>
+        <w:t xml:space="preserve">                                               .</w:t>
       </w:r>
     </w:p>
     <w:p>
@@ -2315,10 +2275,10 @@
         <w:tabs>
           <w:tab w:val="left" w:pos="1418"/>
         </w:tabs>
-        <w:spacing w:after="0" w:line="240" w:lineRule="auto"/>
+        <w:spacing w:after="320" w:line="240" w:lineRule="auto"/>
         <w:jc w:val="right"/>
         <w:rPr>
-          <w:rFonts w:ascii="TH Sarabun New" w:hAnsi="TH Sarabun New" w:cs="TH Sarabun New"/>
+          <w:rFonts w:ascii="TH Sarabun New" w:hAnsi="TH Sarabun New" w:cs="TH Sarabun New" w:hint="cs"/>
           <w:sz w:val="32"/>
           <w:szCs w:val="32"/>
           <w:u w:val="dotted"/>
@@ -2343,21 +2303,6 @@
         </w:rPr>
         <w:t xml:space="preserve">                                                                 .</w:t>
       </w:r>
-    </w:p>
-    <w:p>
-      <w:pPr>
-        <w:tabs>
-          <w:tab w:val="left" w:pos="1418"/>
-        </w:tabs>
-        <w:spacing w:after="0" w:line="240" w:lineRule="auto"/>
-        <w:jc w:val="right"/>
-        <w:rPr>
-          <w:rFonts w:ascii="TH Sarabun New" w:hAnsi="TH Sarabun New" w:cs="TH Sarabun New"/>
-          <w:sz w:val="32"/>
-          <w:szCs w:val="32"/>
-          <w:u w:val="dotted"/>
-        </w:rPr>
-      </w:pPr>
     </w:p>
     <w:p>
       <w:pPr>
@@ -2421,7 +2366,7 @@
 </file>
 
 <file path=word/endnotes.xml><?xml version="1.0" encoding="utf-8"?>
-<w:endnotes xmlns:wpc="http://schemas.microsoft.com/office/word/2010/wordprocessingCanvas" xmlns:cx="http://schemas.microsoft.com/office/drawing/2014/chartex" xmlns:cx1="http://schemas.microsoft.com/office/drawing/2015/9/8/chartex" xmlns:cx2="http://schemas.microsoft.com/office/drawing/2015/10/21/chartex" xmlns:cx3="http://schemas.microsoft.com/office/drawing/2016/5/9/chartex" xmlns:cx4="http://schemas.microsoft.com/office/drawing/2016/5/10/chartex" xmlns:cx5="http://schemas.microsoft.com/office/drawing/2016/5/11/chartex" xmlns:cx6="http://schemas.microsoft.com/office/drawing/2016/5/12/chartex" xmlns:cx7="http://schemas.microsoft.com/office/drawing/2016/5/13/chartex" xmlns:cx8="http://schemas.microsoft.com/office/drawing/2016/5/14/chartex" xmlns:mc="http://schemas.openxmlformats.org/markup-compatibility/2006" xmlns:aink="http://schemas.microsoft.com/office/drawing/2016/ink" xmlns:am3d="http://schemas.microsoft.com/office/drawing/2017/model3d" xmlns:o="urn:schemas-microsoft-com:office:office" xmlns:r="http://schemas.openxmlformats.org/officeDocument/2006/relationships" xmlns:m="http://schemas.openxmlformats.org/officeDocument/2006/math" xmlns:v="urn:schemas-microsoft-com:vml" xmlns:wp14="http://schemas.microsoft.com/office/word/2010/wordprocessingDrawing" xmlns:wp="http://schemas.openxmlformats.org/drawingml/2006/wordprocessingDrawing" xmlns:w10="urn:schemas-microsoft-com:office:word" xmlns:w="http://schemas.openxmlformats.org/wordprocessingml/2006/main" xmlns:w14="http://schemas.microsoft.com/office/word/2010/wordml" xmlns:w15="http://schemas.microsoft.com/office/word/2012/wordml" xmlns:w16cex="http://schemas.microsoft.com/office/word/2018/wordml/cex" xmlns:w16cid="http://schemas.microsoft.com/office/word/2016/wordml/cid" xmlns:w16="http://schemas.microsoft.com/office/word/2018/wordml" xmlns:w16sdtdh="http://schemas.microsoft.com/office/word/2020/wordml/sdtdatahash" xmlns:w16se="http://schemas.microsoft.com/office/word/2015/wordml/symex" xmlns:wpg="http://schemas.microsoft.com/office/word/2010/wordprocessingGroup" xmlns:wpi="http://schemas.microsoft.com/office/word/2010/wordprocessingInk" xmlns:wne="http://schemas.microsoft.com/office/word/2006/wordml" xmlns:wps="http://schemas.microsoft.com/office/word/2010/wordprocessingShape" mc:Ignorable="w14 w15 w16se w16cid w16 w16cex w16sdtdh wp14">
+<w:endnotes xmlns:wpc="http://schemas.microsoft.com/office/word/2010/wordprocessingCanvas" xmlns:cx="http://schemas.microsoft.com/office/drawing/2014/chartex" xmlns:cx1="http://schemas.microsoft.com/office/drawing/2015/9/8/chartex" xmlns:cx2="http://schemas.microsoft.com/office/drawing/2015/10/21/chartex" xmlns:cx3="http://schemas.microsoft.com/office/drawing/2016/5/9/chartex" xmlns:cx4="http://schemas.microsoft.com/office/drawing/2016/5/10/chartex" xmlns:cx5="http://schemas.microsoft.com/office/drawing/2016/5/11/chartex" xmlns:cx6="http://schemas.microsoft.com/office/drawing/2016/5/12/chartex" xmlns:cx7="http://schemas.microsoft.com/office/drawing/2016/5/13/chartex" xmlns:cx8="http://schemas.microsoft.com/office/drawing/2016/5/14/chartex" xmlns:mc="http://schemas.openxmlformats.org/markup-compatibility/2006" xmlns:aink="http://schemas.microsoft.com/office/drawing/2016/ink" xmlns:am3d="http://schemas.microsoft.com/office/drawing/2017/model3d" xmlns:o="urn:schemas-microsoft-com:office:office" xmlns:oel="http://schemas.microsoft.com/office/2019/extlst" xmlns:r="http://schemas.openxmlformats.org/officeDocument/2006/relationships" xmlns:m="http://schemas.openxmlformats.org/officeDocument/2006/math" xmlns:v="urn:schemas-microsoft-com:vml" xmlns:wp14="http://schemas.microsoft.com/office/word/2010/wordprocessingDrawing" xmlns:wp="http://schemas.openxmlformats.org/drawingml/2006/wordprocessingDrawing" xmlns:w10="urn:schemas-microsoft-com:office:word" xmlns:w="http://schemas.openxmlformats.org/wordprocessingml/2006/main" xmlns:w14="http://schemas.microsoft.com/office/word/2010/wordml" xmlns:w15="http://schemas.microsoft.com/office/word/2012/wordml" xmlns:w16cex="http://schemas.microsoft.com/office/word/2018/wordml/cex" xmlns:w16cid="http://schemas.microsoft.com/office/word/2016/wordml/cid" xmlns:w16="http://schemas.microsoft.com/office/word/2018/wordml" xmlns:w16du="http://schemas.microsoft.com/office/word/2023/wordml/word16du" xmlns:w16sdtdh="http://schemas.microsoft.com/office/word/2020/wordml/sdtdatahash" xmlns:w16sdtfl="http://schemas.microsoft.com/office/word/2024/wordml/sdtformatlock" xmlns:w16se="http://schemas.microsoft.com/office/word/2015/wordml/symex" xmlns:wpg="http://schemas.microsoft.com/office/word/2010/wordprocessingGroup" xmlns:wpi="http://schemas.microsoft.com/office/word/2010/wordprocessingInk" xmlns:wne="http://schemas.microsoft.com/office/word/2006/wordml" xmlns:wps="http://schemas.microsoft.com/office/word/2010/wordprocessingShape" mc:Ignorable="w14 w15 w16se w16cid w16 w16cex w16sdtdh w16sdtfl w16du wp14">
   <w:endnote w:type="separator" w:id="-1">
     <w:p>
       <w:pPr>
@@ -2446,7 +2391,7 @@
 </file>
 
 <file path=word/footer1.xml><?xml version="1.0" encoding="utf-8"?>
-<w:ftr xmlns:wpc="http://schemas.microsoft.com/office/word/2010/wordprocessingCanvas" xmlns:cx="http://schemas.microsoft.com/office/drawing/2014/chartex" xmlns:cx1="http://schemas.microsoft.com/office/drawing/2015/9/8/chartex" xmlns:cx2="http://schemas.microsoft.com/office/drawing/2015/10/21/chartex" xmlns:cx3="http://schemas.microsoft.com/office/drawing/2016/5/9/chartex" xmlns:cx4="http://schemas.microsoft.com/office/drawing/2016/5/10/chartex" xmlns:cx5="http://schemas.microsoft.com/office/drawing/2016/5/11/chartex" xmlns:cx6="http://schemas.microsoft.com/office/drawing/2016/5/12/chartex" xmlns:cx7="http://schemas.microsoft.com/office/drawing/2016/5/13/chartex" xmlns:cx8="http://schemas.microsoft.com/office/drawing/2016/5/14/chartex" xmlns:mc="http://schemas.openxmlformats.org/markup-compatibility/2006" xmlns:aink="http://schemas.microsoft.com/office/drawing/2016/ink" xmlns:am3d="http://schemas.microsoft.com/office/drawing/2017/model3d" xmlns:o="urn:schemas-microsoft-com:office:office" xmlns:r="http://schemas.openxmlformats.org/officeDocument/2006/relationships" xmlns:m="http://schemas.openxmlformats.org/officeDocument/2006/math" xmlns:v="urn:schemas-microsoft-com:vml" xmlns:wp14="http://schemas.microsoft.com/office/word/2010/wordprocessingDrawing" xmlns:wp="http://schemas.openxmlformats.org/drawingml/2006/wordprocessingDrawing" xmlns:w10="urn:schemas-microsoft-com:office:word" xmlns:w="http://schemas.openxmlformats.org/wordprocessingml/2006/main" xmlns:w14="http://schemas.microsoft.com/office/word/2010/wordml" xmlns:w15="http://schemas.microsoft.com/office/word/2012/wordml" xmlns:w16cex="http://schemas.microsoft.com/office/word/2018/wordml/cex" xmlns:w16cid="http://schemas.microsoft.com/office/word/2016/wordml/cid" xmlns:w16="http://schemas.microsoft.com/office/word/2018/wordml" xmlns:w16sdtdh="http://schemas.microsoft.com/office/word/2020/wordml/sdtdatahash" xmlns:w16se="http://schemas.microsoft.com/office/word/2015/wordml/symex" xmlns:wpg="http://schemas.microsoft.com/office/word/2010/wordprocessingGroup" xmlns:wpi="http://schemas.microsoft.com/office/word/2010/wordprocessingInk" xmlns:wne="http://schemas.microsoft.com/office/word/2006/wordml" xmlns:wps="http://schemas.microsoft.com/office/word/2010/wordprocessingShape" mc:Ignorable="w14 w15 w16se w16cid w16 w16cex w16sdtdh wp14">
+<w:ftr xmlns:wpc="http://schemas.microsoft.com/office/word/2010/wordprocessingCanvas" xmlns:cx="http://schemas.microsoft.com/office/drawing/2014/chartex" xmlns:cx1="http://schemas.microsoft.com/office/drawing/2015/9/8/chartex" xmlns:cx2="http://schemas.microsoft.com/office/drawing/2015/10/21/chartex" xmlns:cx3="http://schemas.microsoft.com/office/drawing/2016/5/9/chartex" xmlns:cx4="http://schemas.microsoft.com/office/drawing/2016/5/10/chartex" xmlns:cx5="http://schemas.microsoft.com/office/drawing/2016/5/11/chartex" xmlns:cx6="http://schemas.microsoft.com/office/drawing/2016/5/12/chartex" xmlns:cx7="http://schemas.microsoft.com/office/drawing/2016/5/13/chartex" xmlns:cx8="http://schemas.microsoft.com/office/drawing/2016/5/14/chartex" xmlns:mc="http://schemas.openxmlformats.org/markup-compatibility/2006" xmlns:aink="http://schemas.microsoft.com/office/drawing/2016/ink" xmlns:am3d="http://schemas.microsoft.com/office/drawing/2017/model3d" xmlns:o="urn:schemas-microsoft-com:office:office" xmlns:oel="http://schemas.microsoft.com/office/2019/extlst" xmlns:r="http://schemas.openxmlformats.org/officeDocument/2006/relationships" xmlns:m="http://schemas.openxmlformats.org/officeDocument/2006/math" xmlns:v="urn:schemas-microsoft-com:vml" xmlns:wp14="http://schemas.microsoft.com/office/word/2010/wordprocessingDrawing" xmlns:wp="http://schemas.openxmlformats.org/drawingml/2006/wordprocessingDrawing" xmlns:w10="urn:schemas-microsoft-com:office:word" xmlns:w="http://schemas.openxmlformats.org/wordprocessingml/2006/main" xmlns:w14="http://schemas.microsoft.com/office/word/2010/wordml" xmlns:w15="http://schemas.microsoft.com/office/word/2012/wordml" xmlns:w16cex="http://schemas.microsoft.com/office/word/2018/wordml/cex" xmlns:w16cid="http://schemas.microsoft.com/office/word/2016/wordml/cid" xmlns:w16="http://schemas.microsoft.com/office/word/2018/wordml" xmlns:w16du="http://schemas.microsoft.com/office/word/2023/wordml/word16du" xmlns:w16sdtdh="http://schemas.microsoft.com/office/word/2020/wordml/sdtdatahash" xmlns:w16sdtfl="http://schemas.microsoft.com/office/word/2024/wordml/sdtformatlock" xmlns:w16se="http://schemas.microsoft.com/office/word/2015/wordml/symex" xmlns:wpg="http://schemas.microsoft.com/office/word/2010/wordprocessingGroup" xmlns:wpi="http://schemas.microsoft.com/office/word/2010/wordprocessingInk" xmlns:wne="http://schemas.microsoft.com/office/word/2006/wordml" xmlns:wps="http://schemas.microsoft.com/office/word/2010/wordprocessingShape" mc:Ignorable="w14 w15 w16se w16cid w16 w16cex w16sdtdh w16sdtfl w16du wp14">
   <w:p>
     <w:pPr>
       <w:pStyle w:val="a5"/>
@@ -2474,7 +2419,7 @@
 </file>
 
 <file path=word/footnotes.xml><?xml version="1.0" encoding="utf-8"?>
-<w:footnotes xmlns:wpc="http://schemas.microsoft.com/office/word/2010/wordprocessingCanvas" xmlns:cx="http://schemas.microsoft.com/office/drawing/2014/chartex" xmlns:cx1="http://schemas.microsoft.com/office/drawing/2015/9/8/chartex" xmlns:cx2="http://schemas.microsoft.com/office/drawing/2015/10/21/chartex" xmlns:cx3="http://schemas.microsoft.com/office/drawing/2016/5/9/chartex" xmlns:cx4="http://schemas.microsoft.com/office/drawing/2016/5/10/chartex" xmlns:cx5="http://schemas.microsoft.com/office/drawing/2016/5/11/chartex" xmlns:cx6="http://schemas.microsoft.com/office/drawing/2016/5/12/chartex" xmlns:cx7="http://schemas.microsoft.com/office/drawing/2016/5/13/chartex" xmlns:cx8="http://schemas.microsoft.com/office/drawing/2016/5/14/chartex" xmlns:mc="http://schemas.openxmlformats.org/markup-compatibility/2006" xmlns:aink="http://schemas.microsoft.com/office/drawing/2016/ink" xmlns:am3d="http://schemas.microsoft.com/office/drawing/2017/model3d" xmlns:o="urn:schemas-microsoft-com:office:office" xmlns:r="http://schemas.openxmlformats.org/officeDocument/2006/relationships" xmlns:m="http://schemas.openxmlformats.org/officeDocument/2006/math" xmlns:v="urn:schemas-microsoft-com:vml" xmlns:wp14="http://schemas.microsoft.com/office/word/2010/wordprocessingDrawing" xmlns:wp="http://schemas.openxmlformats.org/drawingml/2006/wordprocessingDrawing" xmlns:w10="urn:schemas-microsoft-com:office:word" xmlns:w="http://schemas.openxmlformats.org/wordprocessingml/2006/main" xmlns:w14="http://schemas.microsoft.com/office/word/2010/wordml" xmlns:w15="http://schemas.microsoft.com/office/word/2012/wordml" xmlns:w16cex="http://schemas.microsoft.com/office/word/2018/wordml/cex" xmlns:w16cid="http://schemas.microsoft.com/office/word/2016/wordml/cid" xmlns:w16="http://schemas.microsoft.com/office/word/2018/wordml" xmlns:w16sdtdh="http://schemas.microsoft.com/office/word/2020/wordml/sdtdatahash" xmlns:w16se="http://schemas.microsoft.com/office/word/2015/wordml/symex" xmlns:wpg="http://schemas.microsoft.com/office/word/2010/wordprocessingGroup" xmlns:wpi="http://schemas.microsoft.com/office/word/2010/wordprocessingInk" xmlns:wne="http://schemas.microsoft.com/office/word/2006/wordml" xmlns:wps="http://schemas.microsoft.com/office/word/2010/wordprocessingShape" mc:Ignorable="w14 w15 w16se w16cid w16 w16cex w16sdtdh wp14">
+<w:footnotes xmlns:wpc="http://schemas.microsoft.com/office/word/2010/wordprocessingCanvas" xmlns:cx="http://schemas.microsoft.com/office/drawing/2014/chartex" xmlns:cx1="http://schemas.microsoft.com/office/drawing/2015/9/8/chartex" xmlns:cx2="http://schemas.microsoft.com/office/drawing/2015/10/21/chartex" xmlns:cx3="http://schemas.microsoft.com/office/drawing/2016/5/9/chartex" xmlns:cx4="http://schemas.microsoft.com/office/drawing/2016/5/10/chartex" xmlns:cx5="http://schemas.microsoft.com/office/drawing/2016/5/11/chartex" xmlns:cx6="http://schemas.microsoft.com/office/drawing/2016/5/12/chartex" xmlns:cx7="http://schemas.microsoft.com/office/drawing/2016/5/13/chartex" xmlns:cx8="http://schemas.microsoft.com/office/drawing/2016/5/14/chartex" xmlns:mc="http://schemas.openxmlformats.org/markup-compatibility/2006" xmlns:aink="http://schemas.microsoft.com/office/drawing/2016/ink" xmlns:am3d="http://schemas.microsoft.com/office/drawing/2017/model3d" xmlns:o="urn:schemas-microsoft-com:office:office" xmlns:oel="http://schemas.microsoft.com/office/2019/extlst" xmlns:r="http://schemas.openxmlformats.org/officeDocument/2006/relationships" xmlns:m="http://schemas.openxmlformats.org/officeDocument/2006/math" xmlns:v="urn:schemas-microsoft-com:vml" xmlns:wp14="http://schemas.microsoft.com/office/word/2010/wordprocessingDrawing" xmlns:wp="http://schemas.openxmlformats.org/drawingml/2006/wordprocessingDrawing" xmlns:w10="urn:schemas-microsoft-com:office:word" xmlns:w="http://schemas.openxmlformats.org/wordprocessingml/2006/main" xmlns:w14="http://schemas.microsoft.com/office/word/2010/wordml" xmlns:w15="http://schemas.microsoft.com/office/word/2012/wordml" xmlns:w16cex="http://schemas.microsoft.com/office/word/2018/wordml/cex" xmlns:w16cid="http://schemas.microsoft.com/office/word/2016/wordml/cid" xmlns:w16="http://schemas.microsoft.com/office/word/2018/wordml" xmlns:w16du="http://schemas.microsoft.com/office/word/2023/wordml/word16du" xmlns:w16sdtdh="http://schemas.microsoft.com/office/word/2020/wordml/sdtdatahash" xmlns:w16sdtfl="http://schemas.microsoft.com/office/word/2024/wordml/sdtformatlock" xmlns:w16se="http://schemas.microsoft.com/office/word/2015/wordml/symex" xmlns:wpg="http://schemas.microsoft.com/office/word/2010/wordprocessingGroup" xmlns:wpi="http://schemas.microsoft.com/office/word/2010/wordprocessingInk" xmlns:wne="http://schemas.microsoft.com/office/word/2006/wordml" xmlns:wps="http://schemas.microsoft.com/office/word/2010/wordprocessingShape" mc:Ignorable="w14 w15 w16se w16cid w16 w16cex w16sdtdh w16sdtfl w16du wp14">
   <w:footnote w:type="separator" w:id="-1">
     <w:p>
       <w:pPr>
@@ -2499,7 +2444,7 @@
 </file>
 
 <file path=word/styles.xml><?xml version="1.0" encoding="utf-8"?>
-<w:styles xmlns:mc="http://schemas.openxmlformats.org/markup-compatibility/2006" xmlns:r="http://schemas.openxmlformats.org/officeDocument/2006/relationships" xmlns:w="http://schemas.openxmlformats.org/wordprocessingml/2006/main" xmlns:w14="http://schemas.microsoft.com/office/word/2010/wordml" xmlns:w15="http://schemas.microsoft.com/office/word/2012/wordml" xmlns:w16cex="http://schemas.microsoft.com/office/word/2018/wordml/cex" xmlns:w16cid="http://schemas.microsoft.com/office/word/2016/wordml/cid" xmlns:w16="http://schemas.microsoft.com/office/word/2018/wordml" xmlns:w16sdtdh="http://schemas.microsoft.com/office/word/2020/wordml/sdtdatahash" xmlns:w16se="http://schemas.microsoft.com/office/word/2015/wordml/symex" mc:Ignorable="w14 w15 w16se w16cid w16 w16cex w16sdtdh">
+<w:styles xmlns:mc="http://schemas.openxmlformats.org/markup-compatibility/2006" xmlns:r="http://schemas.openxmlformats.org/officeDocument/2006/relationships" xmlns:w="http://schemas.openxmlformats.org/wordprocessingml/2006/main" xmlns:w14="http://schemas.microsoft.com/office/word/2010/wordml" xmlns:w15="http://schemas.microsoft.com/office/word/2012/wordml" xmlns:w16cex="http://schemas.microsoft.com/office/word/2018/wordml/cex" xmlns:w16cid="http://schemas.microsoft.com/office/word/2016/wordml/cid" xmlns:w16="http://schemas.microsoft.com/office/word/2018/wordml" xmlns:w16du="http://schemas.microsoft.com/office/word/2023/wordml/word16du" xmlns:w16sdtdh="http://schemas.microsoft.com/office/word/2020/wordml/sdtdatahash" xmlns:w16sdtfl="http://schemas.microsoft.com/office/word/2024/wordml/sdtformatlock" xmlns:w16se="http://schemas.microsoft.com/office/word/2015/wordml/symex" mc:Ignorable="w14 w15 w16se w16cid w16 w16cex w16sdtdh w16sdtfl w16du">
   <w:docDefaults>
     <w:rPrDefault>
       <w:rPr>
